--- a/templates/UPDATED_MNSB_TEMPLATE.docx
+++ b/templates/UPDATED_MNSB_TEMPLATE.docx
@@ -12266,687 +12266,149 @@
         </w:tc>
       </w:tr>
       <w:tr>
-        <w:trPr>
-          <w:trHeight w:val="280"/>
-          <w:jc w:val="center"/>
-        </w:trPr>
-        <w:tc>
-          <w:tcPr>
-            <w:tcW w:w="936" w:type="dxa"/>
-            <w:tcBorders>
-              <w:top w:val="single" w:sz="4" w:space="0" w:color="000000"/>
-              <w:left w:val="single" w:sz="4" w:space="0" w:color="000000"/>
-              <w:bottom w:val="single" w:sz="4" w:space="0" w:color="000000"/>
-              <w:right w:val="single" w:sz="4" w:space="0" w:color="000000"/>
-            </w:tcBorders>
-          </w:tcPr>
-          <w:p>
-            <w:pPr>
-              <w:pStyle w:val="ListParagraph"/>
-              <w:numPr>
-                <w:ilvl w:val="0"/>
-                <w:numId w:val="15"/>
-              </w:numPr>
-              <w:tabs>
-                <w:tab w:val="left" w:pos="2291"/>
-              </w:tabs>
-              <w:spacing w:after="0" w:line="240" w:lineRule="auto"/>
-              <w:rPr>
-                <w:rFonts w:ascii="Verdana" w:hAnsi="Verdana" w:cstheme="minorHAnsi"/>
-              </w:rPr>
-            </w:pPr>
-          </w:p>
-        </w:tc>
-        <w:tc>
-          <w:tcPr>
-            <w:tcW w:w="3421" w:type="dxa"/>
-            <w:tcBorders>
-              <w:top w:val="single" w:sz="4" w:space="0" w:color="000000"/>
-              <w:left w:val="single" w:sz="4" w:space="0" w:color="000000"/>
-              <w:bottom w:val="single" w:sz="4" w:space="0" w:color="000000"/>
-              <w:right w:val="single" w:sz="4" w:space="0" w:color="000000"/>
-            </w:tcBorders>
-          </w:tcPr>
-          <w:p>
-            <w:pPr>
-              <w:pStyle w:val="ListParagraph"/>
-              <w:spacing w:after="0"/>
-              <w:ind w:left="0"/>
-              <w:rPr>
-                <w:rFonts w:ascii="Verdana" w:hAnsi="Verdana"/>
-              </w:rPr>
-            </w:pPr>
-            <w:r>
-              <w:rPr>
-                <w:rFonts w:ascii="Verdana" w:hAnsi="Verdana"/>
-              </w:rPr>
-              <w:t>TANISH DEVELOPERS</w:t>
-            </w:r>
-          </w:p>
-        </w:tc>
-        <w:tc>
-          <w:tcPr>
-            <w:tcW w:w="1160" w:type="dxa"/>
-            <w:tcBorders>
-              <w:top w:val="single" w:sz="4" w:space="0" w:color="000000"/>
-              <w:left w:val="single" w:sz="4" w:space="0" w:color="000000"/>
-              <w:bottom w:val="single" w:sz="4" w:space="0" w:color="000000"/>
-              <w:right w:val="single" w:sz="4" w:space="0" w:color="000000"/>
-            </w:tcBorders>
-          </w:tcPr>
-          <w:p>
-            <w:pPr>
-              <w:pStyle w:val="ListParagraph"/>
-              <w:spacing w:after="0"/>
-              <w:ind w:left="0"/>
-              <w:jc w:val="center"/>
-              <w:rPr>
-                <w:rFonts w:ascii="Verdana" w:hAnsi="Verdana" w:cstheme="minorHAnsi"/>
-              </w:rPr>
-            </w:pPr>
-            <w:r>
-              <w:rPr>
-                <w:rFonts w:ascii="Verdana" w:hAnsi="Verdana" w:cstheme="minorHAnsi"/>
-              </w:rPr>
-              <w:t>MCC</w:t>
-            </w:r>
-          </w:p>
-        </w:tc>
-        <w:tc>
-          <w:tcPr>
-            <w:tcW w:w="1170" w:type="dxa"/>
-            <w:tcBorders>
-              <w:top w:val="single" w:sz="4" w:space="0" w:color="000000"/>
-              <w:left w:val="single" w:sz="4" w:space="0" w:color="000000"/>
-              <w:bottom w:val="single" w:sz="4" w:space="0" w:color="000000"/>
-              <w:right w:val="single" w:sz="4" w:space="0" w:color="000000"/>
-            </w:tcBorders>
-          </w:tcPr>
-          <w:p>
-            <w:pPr>
-              <w:pStyle w:val="ListParagraph"/>
-              <w:spacing w:after="0"/>
-              <w:ind w:left="0"/>
-              <w:jc w:val="center"/>
-              <w:rPr>
-                <w:rFonts w:ascii="Verdana" w:hAnsi="Verdana" w:cstheme="minorHAnsi"/>
-              </w:rPr>
-            </w:pPr>
-            <w:r>
-              <w:rPr>
-                <w:rFonts w:ascii="Verdana" w:hAnsi="Verdana" w:cstheme="minorHAnsi"/>
-              </w:rPr>
-              <w:t>004</w:t>
-            </w:r>
-          </w:p>
-        </w:tc>
-        <w:tc>
-          <w:tcPr>
-            <w:tcW w:w="1143" w:type="dxa"/>
-            <w:tcBorders>
-              <w:top w:val="single" w:sz="4" w:space="0" w:color="000000"/>
-              <w:left w:val="single" w:sz="4" w:space="0" w:color="000000"/>
-              <w:bottom w:val="single" w:sz="4" w:space="0" w:color="000000"/>
-              <w:right w:val="single" w:sz="4" w:space="0" w:color="000000"/>
-            </w:tcBorders>
-          </w:tcPr>
-          <w:p>
-            <w:pPr>
-              <w:spacing w:after="0"/>
-              <w:jc w:val="center"/>
-              <w:rPr>
-                <w:rFonts w:ascii="Verdana" w:hAnsi="Verdana" w:cstheme="minorHAnsi"/>
-              </w:rPr>
-            </w:pPr>
-            <w:r>
-              <w:rPr>
-                <w:rFonts w:ascii="Verdana" w:hAnsi="Verdana" w:cstheme="minorHAnsi"/>
-              </w:rPr>
-              <w:t>23</w:t>
-            </w:r>
-            <w:r>
-              <w:rPr>
-                <w:rFonts w:ascii="Verdana" w:hAnsi="Verdana" w:cstheme="minorHAnsi"/>
-              </w:rPr>
-              <w:t>0.00</w:t>
-            </w:r>
-          </w:p>
-        </w:tc>
-        <w:tc>
-          <w:tcPr>
-            <w:tcW w:w="1319" w:type="dxa"/>
-            <w:tcBorders>
-              <w:top w:val="single" w:sz="4" w:space="0" w:color="000000"/>
-              <w:left w:val="single" w:sz="4" w:space="0" w:color="000000"/>
-              <w:bottom w:val="single" w:sz="4" w:space="0" w:color="000000"/>
-              <w:right w:val="single" w:sz="4" w:space="0" w:color="000000"/>
-            </w:tcBorders>
-          </w:tcPr>
-          <w:p>
-            <w:pPr>
-              <w:pStyle w:val="ListParagraph"/>
-              <w:spacing w:after="0"/>
-              <w:ind w:left="0"/>
-              <w:jc w:val="center"/>
-              <w:rPr>
-                <w:rFonts w:ascii="Verdana" w:hAnsi="Verdana" w:cstheme="minorHAnsi"/>
-              </w:rPr>
-            </w:pPr>
-          </w:p>
+        <w:tc>
+          <w:tcPr>
+            <w:tcW w:type="dxa" w:w="1296"/>
+          </w:tcPr>
+          <w:p>
+            <w:r>
+              <w:t>{% tr for item in insurance_pending %}</w:t>
+            </w:r>
+          </w:p>
+        </w:tc>
+        <w:tc>
+          <w:tcPr>
+            <w:tcW w:type="dxa" w:w="3011"/>
+          </w:tcPr>
+          <w:p/>
+        </w:tc>
+        <w:tc>
+          <w:tcPr>
+            <w:tcW w:type="dxa" w:w="1263"/>
+          </w:tcPr>
+          <w:p/>
+        </w:tc>
+        <w:tc>
+          <w:tcPr>
+            <w:tcW w:type="dxa" w:w="1211"/>
+          </w:tcPr>
+          <w:p/>
+        </w:tc>
+        <w:tc>
+          <w:tcPr>
+            <w:tcW w:type="dxa" w:w="1108"/>
+          </w:tcPr>
+          <w:p/>
+        </w:tc>
+        <w:tc>
+          <w:tcPr>
+            <w:tcW w:type="dxa" w:w="1260"/>
+          </w:tcPr>
+          <w:p/>
         </w:tc>
       </w:tr>
       <w:tr>
-        <w:trPr>
-          <w:trHeight w:val="203"/>
-          <w:jc w:val="center"/>
-        </w:trPr>
-        <w:tc>
-          <w:tcPr>
-            <w:tcW w:w="936" w:type="dxa"/>
-            <w:tcBorders>
-              <w:top w:val="single" w:sz="4" w:space="0" w:color="000000"/>
-              <w:left w:val="single" w:sz="4" w:space="0" w:color="000000"/>
-              <w:bottom w:val="single" w:sz="4" w:space="0" w:color="000000"/>
-              <w:right w:val="single" w:sz="4" w:space="0" w:color="000000"/>
-            </w:tcBorders>
-          </w:tcPr>
-          <w:p>
-            <w:pPr>
-              <w:pStyle w:val="ListParagraph"/>
-              <w:numPr>
-                <w:ilvl w:val="0"/>
-                <w:numId w:val="15"/>
-              </w:numPr>
-              <w:tabs>
-                <w:tab w:val="left" w:pos="2291"/>
-              </w:tabs>
-              <w:spacing w:after="0" w:line="240" w:lineRule="auto"/>
-              <w:rPr>
-                <w:rFonts w:ascii="Verdana" w:hAnsi="Verdana" w:cstheme="minorHAnsi"/>
-              </w:rPr>
-            </w:pPr>
-          </w:p>
-        </w:tc>
-        <w:tc>
-          <w:tcPr>
-            <w:tcW w:w="3421" w:type="dxa"/>
-            <w:tcBorders>
-              <w:top w:val="single" w:sz="4" w:space="0" w:color="000000"/>
-              <w:left w:val="single" w:sz="4" w:space="0" w:color="000000"/>
-              <w:bottom w:val="single" w:sz="4" w:space="0" w:color="000000"/>
-              <w:right w:val="single" w:sz="4" w:space="0" w:color="000000"/>
-            </w:tcBorders>
-          </w:tcPr>
-          <w:p>
-            <w:pPr>
-              <w:pStyle w:val="ListParagraph"/>
-              <w:spacing w:after="0"/>
-              <w:ind w:left="0"/>
-              <w:rPr>
-                <w:rFonts w:ascii="Verdana" w:hAnsi="Verdana"/>
-              </w:rPr>
-            </w:pPr>
-            <w:r>
-              <w:rPr>
-                <w:rFonts w:ascii="Verdana" w:hAnsi="Verdana"/>
-              </w:rPr>
-              <w:t>SHIVAY BUILDTECH</w:t>
-            </w:r>
-          </w:p>
-        </w:tc>
-        <w:tc>
-          <w:tcPr>
-            <w:tcW w:w="1160" w:type="dxa"/>
-            <w:tcBorders>
-              <w:top w:val="single" w:sz="4" w:space="0" w:color="000000"/>
-              <w:left w:val="single" w:sz="4" w:space="0" w:color="000000"/>
-              <w:bottom w:val="single" w:sz="4" w:space="0" w:color="000000"/>
-              <w:right w:val="single" w:sz="4" w:space="0" w:color="000000"/>
-            </w:tcBorders>
-          </w:tcPr>
-          <w:p>
-            <w:pPr>
-              <w:pStyle w:val="ListParagraph"/>
-              <w:spacing w:after="0"/>
-              <w:ind w:left="0"/>
-              <w:jc w:val="center"/>
-              <w:rPr>
-                <w:rFonts w:ascii="Verdana" w:hAnsi="Verdana" w:cstheme="minorHAnsi"/>
-              </w:rPr>
-            </w:pPr>
-            <w:r>
-              <w:rPr>
-                <w:rFonts w:ascii="Verdana" w:hAnsi="Verdana" w:cstheme="minorHAnsi"/>
-              </w:rPr>
-              <w:t>MCC</w:t>
-            </w:r>
-          </w:p>
-        </w:tc>
-        <w:tc>
-          <w:tcPr>
-            <w:tcW w:w="1170" w:type="dxa"/>
-            <w:tcBorders>
-              <w:top w:val="single" w:sz="4" w:space="0" w:color="000000"/>
-              <w:left w:val="single" w:sz="4" w:space="0" w:color="000000"/>
-              <w:bottom w:val="single" w:sz="4" w:space="0" w:color="000000"/>
-              <w:right w:val="single" w:sz="4" w:space="0" w:color="000000"/>
-            </w:tcBorders>
-          </w:tcPr>
-          <w:p>
-            <w:pPr>
-              <w:pStyle w:val="ListParagraph"/>
-              <w:spacing w:after="0"/>
-              <w:ind w:left="0"/>
-              <w:jc w:val="center"/>
-              <w:rPr>
-                <w:rFonts w:ascii="Verdana" w:hAnsi="Verdana" w:cstheme="minorHAnsi"/>
-              </w:rPr>
-            </w:pPr>
-            <w:r>
-              <w:rPr>
-                <w:rFonts w:ascii="Verdana" w:hAnsi="Verdana" w:cstheme="minorHAnsi"/>
-              </w:rPr>
-              <w:t>005</w:t>
-            </w:r>
-          </w:p>
-        </w:tc>
-        <w:tc>
-          <w:tcPr>
-            <w:tcW w:w="1143" w:type="dxa"/>
-            <w:tcBorders>
-              <w:top w:val="single" w:sz="4" w:space="0" w:color="000000"/>
-              <w:left w:val="single" w:sz="4" w:space="0" w:color="000000"/>
-              <w:bottom w:val="single" w:sz="4" w:space="0" w:color="000000"/>
-              <w:right w:val="single" w:sz="4" w:space="0" w:color="000000"/>
-            </w:tcBorders>
-          </w:tcPr>
-          <w:p>
-            <w:pPr>
-              <w:spacing w:after="0"/>
-              <w:jc w:val="center"/>
-              <w:rPr>
-                <w:rFonts w:ascii="Verdana" w:hAnsi="Verdana" w:cstheme="minorHAnsi"/>
-              </w:rPr>
-            </w:pPr>
-            <w:r>
-              <w:rPr>
-                <w:rFonts w:ascii="Verdana" w:hAnsi="Verdana" w:cstheme="minorHAnsi"/>
-              </w:rPr>
-              <w:t>375</w:t>
-            </w:r>
-            <w:r>
-              <w:rPr>
-                <w:rFonts w:ascii="Verdana" w:hAnsi="Verdana" w:cstheme="minorHAnsi"/>
-              </w:rPr>
-              <w:t>.00</w:t>
-            </w:r>
-          </w:p>
-        </w:tc>
-        <w:tc>
-          <w:tcPr>
-            <w:tcW w:w="1319" w:type="dxa"/>
-            <w:tcBorders>
-              <w:top w:val="single" w:sz="4" w:space="0" w:color="000000"/>
-              <w:left w:val="single" w:sz="4" w:space="0" w:color="000000"/>
-              <w:bottom w:val="single" w:sz="4" w:space="0" w:color="000000"/>
-              <w:right w:val="single" w:sz="4" w:space="0" w:color="000000"/>
-            </w:tcBorders>
-          </w:tcPr>
-          <w:p>
-            <w:pPr>
-              <w:pStyle w:val="ListParagraph"/>
-              <w:spacing w:after="0"/>
-              <w:ind w:left="0"/>
-              <w:jc w:val="center"/>
-              <w:rPr>
-                <w:rFonts w:ascii="Verdana" w:hAnsi="Verdana" w:cstheme="minorHAnsi"/>
-              </w:rPr>
-            </w:pPr>
+        <w:tc>
+          <w:tcPr>
+            <w:tcW w:type="dxa" w:w="1296"/>
+          </w:tcPr>
+          <w:p>
+            <w:r>
+              <w:t>{{ item.sr_no }}</w:t>
+            </w:r>
+          </w:p>
+        </w:tc>
+        <w:tc>
+          <w:tcPr>
+            <w:tcW w:type="dxa" w:w="3011"/>
+          </w:tcPr>
+          <w:p>
+            <w:r>
+              <w:t>{{ item.name }}</w:t>
+            </w:r>
+          </w:p>
+        </w:tc>
+        <w:tc>
+          <w:tcPr>
+            <w:tcW w:type="dxa" w:w="1263"/>
+          </w:tcPr>
+          <w:p>
+            <w:r>
+              <w:t>{{ item.nature }}</w:t>
+            </w:r>
+          </w:p>
+        </w:tc>
+        <w:tc>
+          <w:tcPr>
+            <w:tcW w:type="dxa" w:w="1211"/>
+          </w:tcPr>
+          <w:p>
+            <w:r>
+              <w:t>{{ item.ac_no }}</w:t>
+            </w:r>
+          </w:p>
+        </w:tc>
+        <w:tc>
+          <w:tcPr>
+            <w:tcW w:type="dxa" w:w="1108"/>
+          </w:tcPr>
+          <w:p>
+            <w:r>
+              <w:t>{{ item.limit }}</w:t>
+            </w:r>
+          </w:p>
+        </w:tc>
+        <w:tc>
+          <w:tcPr>
+            <w:tcW w:type="dxa" w:w="1260"/>
+          </w:tcPr>
+          <w:p>
+            <w:r>
+              <w:t>{{ item.reply }}</w:t>
+            </w:r>
           </w:p>
         </w:tc>
       </w:tr>
       <w:tr>
-        <w:trPr>
-          <w:trHeight w:val="203"/>
-          <w:jc w:val="center"/>
-        </w:trPr>
-        <w:tc>
-          <w:tcPr>
-            <w:tcW w:w="936" w:type="dxa"/>
-            <w:tcBorders>
-              <w:top w:val="single" w:sz="4" w:space="0" w:color="000000"/>
-              <w:left w:val="single" w:sz="4" w:space="0" w:color="000000"/>
-              <w:bottom w:val="single" w:sz="4" w:space="0" w:color="000000"/>
-              <w:right w:val="single" w:sz="4" w:space="0" w:color="000000"/>
-            </w:tcBorders>
-          </w:tcPr>
-          <w:p>
-            <w:pPr>
-              <w:pStyle w:val="ListParagraph"/>
-              <w:numPr>
-                <w:ilvl w:val="0"/>
-                <w:numId w:val="15"/>
-              </w:numPr>
-              <w:tabs>
-                <w:tab w:val="left" w:pos="2291"/>
-              </w:tabs>
-              <w:spacing w:after="0" w:line="240" w:lineRule="auto"/>
-              <w:rPr>
-                <w:rFonts w:ascii="Verdana" w:hAnsi="Verdana" w:cstheme="minorHAnsi"/>
-              </w:rPr>
-            </w:pPr>
-          </w:p>
-        </w:tc>
-        <w:tc>
-          <w:tcPr>
-            <w:tcW w:w="3421" w:type="dxa"/>
-            <w:tcBorders>
-              <w:top w:val="single" w:sz="4" w:space="0" w:color="000000"/>
-              <w:left w:val="single" w:sz="4" w:space="0" w:color="000000"/>
-              <w:bottom w:val="single" w:sz="4" w:space="0" w:color="000000"/>
-              <w:right w:val="single" w:sz="4" w:space="0" w:color="000000"/>
-            </w:tcBorders>
-          </w:tcPr>
-          <w:p>
-            <w:pPr>
-              <w:pStyle w:val="ListParagraph"/>
-              <w:spacing w:after="0"/>
-              <w:ind w:left="0"/>
-              <w:rPr>
-                <w:rFonts w:ascii="Verdana" w:hAnsi="Verdana"/>
-              </w:rPr>
-            </w:pPr>
-            <w:r>
-              <w:rPr>
-                <w:rFonts w:ascii="Verdana" w:hAnsi="Verdana"/>
-              </w:rPr>
-              <w:t>UMIYA DEVELOPERS</w:t>
-            </w:r>
-          </w:p>
-        </w:tc>
-        <w:tc>
-          <w:tcPr>
-            <w:tcW w:w="1160" w:type="dxa"/>
-            <w:tcBorders>
-              <w:top w:val="single" w:sz="4" w:space="0" w:color="000000"/>
-              <w:left w:val="single" w:sz="4" w:space="0" w:color="000000"/>
-              <w:bottom w:val="single" w:sz="4" w:space="0" w:color="000000"/>
-              <w:right w:val="single" w:sz="4" w:space="0" w:color="000000"/>
-            </w:tcBorders>
-          </w:tcPr>
-          <w:p>
-            <w:pPr>
-              <w:pStyle w:val="ListParagraph"/>
-              <w:spacing w:after="0"/>
-              <w:ind w:left="0"/>
-              <w:jc w:val="center"/>
-              <w:rPr>
-                <w:rFonts w:ascii="Verdana" w:hAnsi="Verdana" w:cstheme="minorHAnsi"/>
-              </w:rPr>
-            </w:pPr>
-            <w:r>
-              <w:rPr>
-                <w:rFonts w:ascii="Verdana" w:hAnsi="Verdana" w:cstheme="minorHAnsi"/>
-              </w:rPr>
-              <w:t>MCC</w:t>
-            </w:r>
-          </w:p>
-        </w:tc>
-        <w:tc>
-          <w:tcPr>
-            <w:tcW w:w="1170" w:type="dxa"/>
-            <w:tcBorders>
-              <w:top w:val="single" w:sz="4" w:space="0" w:color="000000"/>
-              <w:left w:val="single" w:sz="4" w:space="0" w:color="000000"/>
-              <w:bottom w:val="single" w:sz="4" w:space="0" w:color="000000"/>
-              <w:right w:val="single" w:sz="4" w:space="0" w:color="000000"/>
-            </w:tcBorders>
-          </w:tcPr>
-          <w:p>
-            <w:pPr>
-              <w:pStyle w:val="ListParagraph"/>
-              <w:spacing w:after="0"/>
-              <w:ind w:left="0"/>
-              <w:jc w:val="center"/>
-              <w:rPr>
-                <w:rFonts w:ascii="Verdana" w:hAnsi="Verdana" w:cstheme="minorHAnsi"/>
-              </w:rPr>
-            </w:pPr>
-            <w:r>
-              <w:rPr>
-                <w:rFonts w:ascii="Verdana" w:hAnsi="Verdana" w:cstheme="minorHAnsi"/>
-              </w:rPr>
-              <w:t>006</w:t>
-            </w:r>
-          </w:p>
-        </w:tc>
-        <w:tc>
-          <w:tcPr>
-            <w:tcW w:w="1143" w:type="dxa"/>
-            <w:tcBorders>
-              <w:top w:val="single" w:sz="4" w:space="0" w:color="000000"/>
-              <w:left w:val="single" w:sz="4" w:space="0" w:color="000000"/>
-              <w:bottom w:val="single" w:sz="4" w:space="0" w:color="000000"/>
-              <w:right w:val="single" w:sz="4" w:space="0" w:color="000000"/>
-            </w:tcBorders>
-          </w:tcPr>
-          <w:p>
-            <w:pPr>
-              <w:spacing w:after="0"/>
-              <w:jc w:val="center"/>
-              <w:rPr>
-                <w:rFonts w:ascii="Verdana" w:hAnsi="Verdana" w:cstheme="minorHAnsi"/>
-              </w:rPr>
-            </w:pPr>
-            <w:r>
-              <w:rPr>
-                <w:rFonts w:ascii="Verdana" w:hAnsi="Verdana" w:cstheme="minorHAnsi"/>
-              </w:rPr>
-              <w:t>450.00</w:t>
-            </w:r>
-          </w:p>
-        </w:tc>
-        <w:tc>
-          <w:tcPr>
-            <w:tcW w:w="1319" w:type="dxa"/>
-            <w:tcBorders>
-              <w:top w:val="single" w:sz="4" w:space="0" w:color="000000"/>
-              <w:left w:val="single" w:sz="4" w:space="0" w:color="000000"/>
-              <w:bottom w:val="single" w:sz="4" w:space="0" w:color="000000"/>
-              <w:right w:val="single" w:sz="4" w:space="0" w:color="000000"/>
-            </w:tcBorders>
-          </w:tcPr>
-          <w:p>
-            <w:pPr>
-              <w:pStyle w:val="ListParagraph"/>
-              <w:spacing w:after="0"/>
-              <w:ind w:left="0"/>
-              <w:jc w:val="center"/>
-              <w:rPr>
-                <w:rFonts w:ascii="Verdana" w:hAnsi="Verdana" w:cstheme="minorHAnsi"/>
-              </w:rPr>
-            </w:pPr>
-          </w:p>
-        </w:tc>
-      </w:tr>
-      <w:tr>
-        <w:trPr>
-          <w:trHeight w:val="203"/>
-          <w:jc w:val="center"/>
-        </w:trPr>
-        <w:tc>
-          <w:tcPr>
-            <w:tcW w:w="936" w:type="dxa"/>
-            <w:tcBorders>
-              <w:top w:val="single" w:sz="4" w:space="0" w:color="000000"/>
-              <w:left w:val="single" w:sz="4" w:space="0" w:color="000000"/>
-              <w:bottom w:val="single" w:sz="4" w:space="0" w:color="000000"/>
-              <w:right w:val="single" w:sz="4" w:space="0" w:color="000000"/>
-            </w:tcBorders>
-          </w:tcPr>
-          <w:p>
-            <w:pPr>
-              <w:pStyle w:val="ListParagraph"/>
-              <w:numPr>
-                <w:ilvl w:val="0"/>
-                <w:numId w:val="15"/>
-              </w:numPr>
-              <w:tabs>
-                <w:tab w:val="left" w:pos="2291"/>
-              </w:tabs>
-              <w:spacing w:after="0" w:line="240" w:lineRule="auto"/>
-              <w:rPr>
-                <w:rFonts w:ascii="Verdana" w:hAnsi="Verdana" w:cstheme="minorHAnsi"/>
-              </w:rPr>
-            </w:pPr>
-            <w:r>
-              <w:rPr>
-                <w:rFonts w:ascii="Verdana" w:hAnsi="Verdana" w:cstheme="minorHAnsi"/>
-              </w:rPr>
-              <w:t xml:space="preserve">       </w:t>
-            </w:r>
-          </w:p>
-        </w:tc>
-        <w:tc>
-          <w:tcPr>
-            <w:tcW w:w="3421" w:type="dxa"/>
-            <w:tcBorders>
-              <w:top w:val="single" w:sz="4" w:space="0" w:color="000000"/>
-              <w:left w:val="single" w:sz="4" w:space="0" w:color="000000"/>
-              <w:bottom w:val="single" w:sz="4" w:space="0" w:color="000000"/>
-              <w:right w:val="single" w:sz="4" w:space="0" w:color="000000"/>
-            </w:tcBorders>
-          </w:tcPr>
-          <w:p>
-            <w:pPr>
-              <w:pStyle w:val="ListParagraph"/>
-              <w:spacing w:after="0"/>
-              <w:ind w:left="0"/>
-              <w:rPr>
-                <w:rFonts w:ascii="Verdana" w:hAnsi="Verdana"/>
-              </w:rPr>
-            </w:pPr>
-            <w:r>
-              <w:rPr>
-                <w:rFonts w:ascii="Verdana" w:hAnsi="Verdana" w:cstheme="minorHAnsi"/>
-              </w:rPr>
-              <w:t>KANUBHAI PRABHUDAS PATEL</w:t>
-            </w:r>
-          </w:p>
-        </w:tc>
-        <w:tc>
-          <w:tcPr>
-            <w:tcW w:w="1160" w:type="dxa"/>
-            <w:tcBorders>
-              <w:top w:val="single" w:sz="4" w:space="0" w:color="000000"/>
-              <w:left w:val="single" w:sz="4" w:space="0" w:color="000000"/>
-              <w:bottom w:val="single" w:sz="4" w:space="0" w:color="000000"/>
-              <w:right w:val="single" w:sz="4" w:space="0" w:color="000000"/>
-            </w:tcBorders>
-          </w:tcPr>
-          <w:p>
-            <w:pPr>
-              <w:pStyle w:val="ListParagraph"/>
-              <w:spacing w:after="0"/>
-              <w:ind w:left="0"/>
-              <w:jc w:val="center"/>
-              <w:rPr>
-                <w:rFonts w:ascii="Verdana" w:hAnsi="Verdana" w:cstheme="minorHAnsi"/>
-              </w:rPr>
-            </w:pPr>
-            <w:r>
-              <w:rPr>
-                <w:rFonts w:ascii="Verdana" w:hAnsi="Verdana" w:cstheme="minorHAnsi"/>
-              </w:rPr>
-              <w:t>MML</w:t>
-            </w:r>
-          </w:p>
-        </w:tc>
-        <w:tc>
-          <w:tcPr>
-            <w:tcW w:w="1170" w:type="dxa"/>
-            <w:tcBorders>
-              <w:top w:val="single" w:sz="4" w:space="0" w:color="000000"/>
-              <w:left w:val="single" w:sz="4" w:space="0" w:color="000000"/>
-              <w:bottom w:val="single" w:sz="4" w:space="0" w:color="000000"/>
-              <w:right w:val="single" w:sz="4" w:space="0" w:color="000000"/>
-            </w:tcBorders>
-          </w:tcPr>
-          <w:p>
-            <w:pPr>
-              <w:pStyle w:val="ListParagraph"/>
-              <w:spacing w:after="0"/>
-              <w:ind w:left="0"/>
-              <w:jc w:val="center"/>
-              <w:rPr>
-                <w:rFonts w:ascii="Verdana" w:hAnsi="Verdana" w:cstheme="minorHAnsi"/>
-              </w:rPr>
-            </w:pPr>
-            <w:r>
-              <w:rPr>
-                <w:rFonts w:ascii="Verdana" w:hAnsi="Verdana" w:cstheme="minorHAnsi"/>
-              </w:rPr>
-              <w:t>009</w:t>
-            </w:r>
-          </w:p>
-        </w:tc>
-        <w:tc>
-          <w:tcPr>
-            <w:tcW w:w="1143" w:type="dxa"/>
-            <w:tcBorders>
-              <w:top w:val="single" w:sz="4" w:space="0" w:color="000000"/>
-              <w:left w:val="single" w:sz="4" w:space="0" w:color="000000"/>
-              <w:bottom w:val="single" w:sz="4" w:space="0" w:color="000000"/>
-              <w:right w:val="single" w:sz="4" w:space="0" w:color="000000"/>
-            </w:tcBorders>
-          </w:tcPr>
-          <w:p>
-            <w:pPr>
-              <w:spacing w:after="0"/>
-              <w:jc w:val="center"/>
-              <w:rPr>
-                <w:rFonts w:ascii="Verdana" w:hAnsi="Verdana" w:cstheme="minorHAnsi"/>
-              </w:rPr>
-            </w:pPr>
-            <w:r>
-              <w:rPr>
-                <w:rFonts w:ascii="Verdana" w:hAnsi="Verdana" w:cstheme="minorHAnsi"/>
-              </w:rPr>
-              <w:t>50.00</w:t>
-            </w:r>
-          </w:p>
-        </w:tc>
-        <w:tc>
-          <w:tcPr>
-            <w:tcW w:w="1319" w:type="dxa"/>
-            <w:tcBorders>
-              <w:top w:val="single" w:sz="4" w:space="0" w:color="000000"/>
-              <w:left w:val="single" w:sz="4" w:space="0" w:color="000000"/>
-              <w:bottom w:val="single" w:sz="4" w:space="0" w:color="000000"/>
-              <w:right w:val="single" w:sz="4" w:space="0" w:color="000000"/>
-            </w:tcBorders>
-          </w:tcPr>
-          <w:p>
-            <w:pPr>
-              <w:pStyle w:val="ListParagraph"/>
-              <w:spacing w:after="0"/>
-              <w:ind w:left="0"/>
-              <w:jc w:val="center"/>
-              <w:rPr>
-                <w:rFonts w:ascii="Verdana" w:hAnsi="Verdana" w:cstheme="minorHAnsi"/>
-              </w:rPr>
-            </w:pPr>
-          </w:p>
-          <w:p>
-            <w:pPr>
-              <w:pStyle w:val="ListParagraph"/>
-              <w:spacing w:after="0"/>
-              <w:ind w:left="0"/>
-              <w:rPr>
-                <w:rFonts w:ascii="Verdana" w:hAnsi="Verdana" w:cstheme="minorHAnsi"/>
-              </w:rPr>
-            </w:pPr>
-          </w:p>
+        <w:tc>
+          <w:tcPr>
+            <w:tcW w:type="dxa" w:w="1296"/>
+          </w:tcPr>
+          <w:p>
+            <w:r>
+              <w:t>{% tr endfor %}</w:t>
+            </w:r>
+          </w:p>
+        </w:tc>
+        <w:tc>
+          <w:tcPr>
+            <w:tcW w:type="dxa" w:w="3011"/>
+          </w:tcPr>
+          <w:p/>
+        </w:tc>
+        <w:tc>
+          <w:tcPr>
+            <w:tcW w:type="dxa" w:w="1263"/>
+          </w:tcPr>
+          <w:p/>
+        </w:tc>
+        <w:tc>
+          <w:tcPr>
+            <w:tcW w:type="dxa" w:w="1211"/>
+          </w:tcPr>
+          <w:p/>
+        </w:tc>
+        <w:tc>
+          <w:tcPr>
+            <w:tcW w:type="dxa" w:w="1108"/>
+          </w:tcPr>
+          <w:p/>
+        </w:tc>
+        <w:tc>
+          <w:tcPr>
+            <w:tcW w:type="dxa" w:w="1260"/>
+          </w:tcPr>
+          <w:p/>
         </w:tc>
       </w:tr>
     </w:tbl>
@@ -13295,468 +12757,149 @@
         </w:tc>
       </w:tr>
       <w:tr>
-        <w:trPr>
-          <w:trHeight w:val="371"/>
-        </w:trPr>
-        <w:tc>
-          <w:tcPr>
-            <w:tcW w:w="929" w:type="dxa"/>
-          </w:tcPr>
-          <w:p>
-            <w:pPr>
-              <w:pStyle w:val="ListParagraph"/>
-              <w:spacing w:after="0"/>
-              <w:ind w:left="0"/>
-              <w:jc w:val="center"/>
-              <w:rPr>
-                <w:rFonts w:ascii="Verdana" w:hAnsi="Verdana" w:cs="Arial"/>
-              </w:rPr>
-            </w:pPr>
-            <w:r>
-              <w:rPr>
-                <w:rFonts w:ascii="Verdana" w:hAnsi="Verdana" w:cs="Arial"/>
-              </w:rPr>
-              <w:t>1</w:t>
-            </w:r>
-            <w:r>
-              <w:rPr>
-                <w:rFonts w:ascii="Verdana" w:hAnsi="Verdana" w:cs="Arial"/>
-              </w:rPr>
-              <w:t>.</w:t>
-            </w:r>
-          </w:p>
-        </w:tc>
-        <w:tc>
-          <w:tcPr>
-            <w:tcW w:w="1920" w:type="dxa"/>
-          </w:tcPr>
-          <w:p>
-            <w:pPr>
-              <w:pStyle w:val="ListParagraph"/>
-              <w:spacing w:after="0"/>
-              <w:ind w:left="0"/>
-              <w:rPr>
-                <w:rFonts w:ascii="Verdana" w:hAnsi="Verdana" w:cs="Arial"/>
-              </w:rPr>
-            </w:pPr>
-            <w:r>
-              <w:rPr>
-                <w:rFonts w:ascii="Verdana" w:hAnsi="Verdana" w:cs="Arial"/>
-              </w:rPr>
-              <w:t>MML</w:t>
-            </w:r>
-          </w:p>
-        </w:tc>
-        <w:tc>
-          <w:tcPr>
-            <w:tcW w:w="1373" w:type="dxa"/>
-          </w:tcPr>
-          <w:p>
-            <w:pPr>
-              <w:pStyle w:val="ListParagraph"/>
-              <w:spacing w:after="0"/>
-              <w:ind w:left="0"/>
-              <w:jc w:val="center"/>
-              <w:rPr>
-                <w:rFonts w:ascii="Verdana" w:hAnsi="Verdana" w:cs="Arial"/>
-              </w:rPr>
-            </w:pPr>
-            <w:r>
-              <w:rPr>
-                <w:rFonts w:ascii="Verdana" w:hAnsi="Verdana" w:cs="Arial"/>
-              </w:rPr>
-              <w:t>0</w:t>
-            </w:r>
-            <w:r>
-              <w:rPr>
-                <w:rFonts w:ascii="Verdana" w:hAnsi="Verdana" w:cs="Arial"/>
-              </w:rPr>
-              <w:t>4</w:t>
-            </w:r>
-          </w:p>
-        </w:tc>
-        <w:tc>
-          <w:tcPr>
-            <w:tcW w:w="1921" w:type="dxa"/>
-          </w:tcPr>
-          <w:p>
-            <w:pPr>
-              <w:pStyle w:val="ListParagraph"/>
-              <w:spacing w:after="0"/>
-              <w:ind w:left="0"/>
-              <w:jc w:val="center"/>
-              <w:rPr>
-                <w:rFonts w:ascii="Verdana" w:hAnsi="Verdana" w:cs="Arial"/>
-              </w:rPr>
-            </w:pPr>
-            <w:r>
-              <w:rPr>
-                <w:rFonts w:ascii="Verdana" w:hAnsi="Verdana" w:cs="Arial"/>
-              </w:rPr>
-              <w:t>62</w:t>
-            </w:r>
-            <w:r>
-              <w:rPr>
-                <w:rFonts w:ascii="Verdana" w:hAnsi="Verdana" w:cs="Arial"/>
-              </w:rPr>
-              <w:t>.</w:t>
-            </w:r>
-            <w:r>
-              <w:rPr>
-                <w:rFonts w:ascii="Verdana" w:hAnsi="Verdana" w:cs="Arial"/>
-              </w:rPr>
-              <w:t>03</w:t>
-            </w:r>
-          </w:p>
-        </w:tc>
-        <w:tc>
-          <w:tcPr>
-            <w:tcW w:w="1921" w:type="dxa"/>
-          </w:tcPr>
-          <w:p>
-            <w:pPr>
-              <w:pStyle w:val="ListParagraph"/>
-              <w:spacing w:after="0"/>
-              <w:ind w:left="0"/>
-              <w:jc w:val="center"/>
-              <w:rPr>
-                <w:rFonts w:ascii="Verdana" w:hAnsi="Verdana" w:cs="Arial"/>
-              </w:rPr>
-            </w:pPr>
-            <w:r>
-              <w:rPr>
-                <w:rFonts w:ascii="Verdana" w:hAnsi="Verdana" w:cs="Arial"/>
-              </w:rPr>
-              <w:t>17</w:t>
-            </w:r>
-            <w:r>
-              <w:rPr>
-                <w:rFonts w:ascii="Verdana" w:hAnsi="Verdana" w:cs="Arial"/>
-              </w:rPr>
-              <w:t>.</w:t>
-            </w:r>
-            <w:r>
-              <w:rPr>
-                <w:rFonts w:ascii="Verdana" w:hAnsi="Verdana" w:cs="Arial"/>
-              </w:rPr>
-              <w:t>49</w:t>
-            </w:r>
-          </w:p>
-        </w:tc>
-        <w:tc>
-          <w:tcPr>
-            <w:tcW w:w="1921" w:type="dxa"/>
-          </w:tcPr>
-          <w:p>
-            <w:pPr>
-              <w:pStyle w:val="ListParagraph"/>
-              <w:spacing w:after="0"/>
-              <w:ind w:left="0"/>
-              <w:jc w:val="center"/>
-              <w:rPr>
-                <w:rFonts w:ascii="Verdana" w:hAnsi="Verdana" w:cs="Arial"/>
-              </w:rPr>
-            </w:pPr>
-          </w:p>
+        <w:tc>
+          <w:tcPr>
+            <w:tcW w:type="dxa" w:w="929"/>
+          </w:tcPr>
+          <w:p>
+            <w:r>
+              <w:t>{% tr for item in overdue_summary %}</w:t>
+            </w:r>
+          </w:p>
+        </w:tc>
+        <w:tc>
+          <w:tcPr>
+            <w:tcW w:type="dxa" w:w="1920"/>
+          </w:tcPr>
+          <w:p/>
+        </w:tc>
+        <w:tc>
+          <w:tcPr>
+            <w:tcW w:type="dxa" w:w="1373"/>
+          </w:tcPr>
+          <w:p/>
+        </w:tc>
+        <w:tc>
+          <w:tcPr>
+            <w:tcW w:type="dxa" w:w="1921"/>
+          </w:tcPr>
+          <w:p/>
+        </w:tc>
+        <w:tc>
+          <w:tcPr>
+            <w:tcW w:type="dxa" w:w="1921"/>
+          </w:tcPr>
+          <w:p/>
+        </w:tc>
+        <w:tc>
+          <w:tcPr>
+            <w:tcW w:type="dxa" w:w="1921"/>
+          </w:tcPr>
+          <w:p/>
         </w:tc>
       </w:tr>
       <w:tr>
-        <w:trPr>
-          <w:trHeight w:val="371"/>
-        </w:trPr>
-        <w:tc>
-          <w:tcPr>
-            <w:tcW w:w="929" w:type="dxa"/>
-          </w:tcPr>
-          <w:p>
-            <w:pPr>
-              <w:pStyle w:val="ListParagraph"/>
-              <w:spacing w:after="0"/>
-              <w:ind w:left="0"/>
-              <w:rPr>
-                <w:rFonts w:ascii="Verdana" w:hAnsi="Verdana" w:cs="Arial"/>
-              </w:rPr>
-            </w:pPr>
-            <w:r>
-              <w:rPr>
-                <w:rFonts w:ascii="Verdana" w:hAnsi="Verdana" w:cs="Arial"/>
-              </w:rPr>
-              <w:t xml:space="preserve">   </w:t>
-            </w:r>
-            <w:r>
-              <w:rPr>
-                <w:rFonts w:ascii="Verdana" w:hAnsi="Verdana" w:cs="Arial"/>
-              </w:rPr>
-              <w:t>2.</w:t>
-            </w:r>
-          </w:p>
-        </w:tc>
-        <w:tc>
-          <w:tcPr>
-            <w:tcW w:w="1920" w:type="dxa"/>
-          </w:tcPr>
-          <w:p>
-            <w:pPr>
-              <w:pStyle w:val="ListParagraph"/>
-              <w:spacing w:after="0"/>
-              <w:ind w:left="0"/>
-              <w:rPr>
-                <w:rFonts w:ascii="Verdana" w:hAnsi="Verdana" w:cs="Arial"/>
-              </w:rPr>
-            </w:pPr>
-            <w:r>
-              <w:rPr>
-                <w:rFonts w:ascii="Verdana" w:hAnsi="Verdana" w:cs="Arial"/>
-              </w:rPr>
-              <w:t>BUSINESS LOAN AGAINST PROPERTY</w:t>
-            </w:r>
-          </w:p>
-        </w:tc>
-        <w:tc>
-          <w:tcPr>
-            <w:tcW w:w="1373" w:type="dxa"/>
-          </w:tcPr>
-          <w:p>
-            <w:pPr>
-              <w:pStyle w:val="ListParagraph"/>
-              <w:spacing w:after="0"/>
-              <w:ind w:left="0"/>
-              <w:jc w:val="center"/>
-              <w:rPr>
-                <w:rFonts w:ascii="Verdana" w:hAnsi="Verdana" w:cs="Arial"/>
-              </w:rPr>
-            </w:pPr>
-            <w:r>
-              <w:rPr>
-                <w:rFonts w:ascii="Verdana" w:hAnsi="Verdana" w:cs="Arial"/>
-              </w:rPr>
-              <w:t>01</w:t>
-            </w:r>
-          </w:p>
-        </w:tc>
-        <w:tc>
-          <w:tcPr>
-            <w:tcW w:w="1921" w:type="dxa"/>
-          </w:tcPr>
-          <w:p>
-            <w:pPr>
-              <w:pStyle w:val="ListParagraph"/>
-              <w:spacing w:after="0"/>
-              <w:ind w:left="0"/>
-              <w:jc w:val="center"/>
-              <w:rPr>
-                <w:rFonts w:ascii="Verdana" w:hAnsi="Verdana" w:cs="Arial"/>
-              </w:rPr>
-            </w:pPr>
-            <w:r>
-              <w:rPr>
-                <w:rFonts w:ascii="Verdana" w:hAnsi="Verdana" w:cs="Arial"/>
-              </w:rPr>
-              <w:t>323</w:t>
-            </w:r>
-            <w:r>
-              <w:rPr>
-                <w:rFonts w:ascii="Verdana" w:hAnsi="Verdana" w:cs="Arial"/>
-              </w:rPr>
-              <w:t>.</w:t>
-            </w:r>
-            <w:r>
-              <w:rPr>
-                <w:rFonts w:ascii="Verdana" w:hAnsi="Verdana" w:cs="Arial"/>
-              </w:rPr>
-              <w:t>34</w:t>
-            </w:r>
-          </w:p>
-        </w:tc>
-        <w:tc>
-          <w:tcPr>
-            <w:tcW w:w="1921" w:type="dxa"/>
-          </w:tcPr>
-          <w:p>
-            <w:pPr>
-              <w:pStyle w:val="ListParagraph"/>
-              <w:spacing w:after="0"/>
-              <w:ind w:left="0"/>
-              <w:jc w:val="center"/>
-              <w:rPr>
-                <w:rFonts w:ascii="Verdana" w:hAnsi="Verdana" w:cs="Arial"/>
-              </w:rPr>
-            </w:pPr>
-            <w:r>
-              <w:rPr>
-                <w:rFonts w:ascii="Verdana" w:hAnsi="Verdana" w:cs="Arial"/>
-              </w:rPr>
-              <w:t>5</w:t>
-            </w:r>
-            <w:r>
-              <w:rPr>
-                <w:rFonts w:ascii="Verdana" w:hAnsi="Verdana" w:cs="Arial"/>
-              </w:rPr>
-              <w:t>.</w:t>
-            </w:r>
-            <w:r>
-              <w:rPr>
-                <w:rFonts w:ascii="Verdana" w:hAnsi="Verdana" w:cs="Arial"/>
-              </w:rPr>
-              <w:t>08</w:t>
-            </w:r>
-          </w:p>
-        </w:tc>
-        <w:tc>
-          <w:tcPr>
-            <w:tcW w:w="1921" w:type="dxa"/>
-          </w:tcPr>
-          <w:p>
-            <w:pPr>
-              <w:pStyle w:val="ListParagraph"/>
-              <w:spacing w:after="0"/>
-              <w:ind w:left="0"/>
-              <w:jc w:val="center"/>
-              <w:rPr>
-                <w:rFonts w:ascii="Verdana" w:hAnsi="Verdana" w:cs="Arial"/>
-              </w:rPr>
-            </w:pPr>
+        <w:tc>
+          <w:tcPr>
+            <w:tcW w:type="dxa" w:w="929"/>
+          </w:tcPr>
+          <w:p>
+            <w:r>
+              <w:t>{{ item.sr_no }}</w:t>
+            </w:r>
+          </w:p>
+        </w:tc>
+        <w:tc>
+          <w:tcPr>
+            <w:tcW w:type="dxa" w:w="1920"/>
+          </w:tcPr>
+          <w:p>
+            <w:r>
+              <w:t>{{ item.nature }}</w:t>
+            </w:r>
+          </w:p>
+        </w:tc>
+        <w:tc>
+          <w:tcPr>
+            <w:tcW w:type="dxa" w:w="1373"/>
+          </w:tcPr>
+          <w:p>
+            <w:r>
+              <w:t>{{ item.count }}</w:t>
+            </w:r>
+          </w:p>
+        </w:tc>
+        <w:tc>
+          <w:tcPr>
+            <w:tcW w:type="dxa" w:w="1921"/>
+          </w:tcPr>
+          <w:p>
+            <w:r>
+              <w:t>{{ item.overdue_amt }}</w:t>
+            </w:r>
+          </w:p>
+        </w:tc>
+        <w:tc>
+          <w:tcPr>
+            <w:tcW w:type="dxa" w:w="1921"/>
+          </w:tcPr>
+          <w:p>
+            <w:r>
+              <w:t>{{ item.outstanding }}</w:t>
+            </w:r>
+          </w:p>
+        </w:tc>
+        <w:tc>
+          <w:tcPr>
+            <w:tcW w:type="dxa" w:w="1921"/>
+          </w:tcPr>
+          <w:p>
+            <w:r>
+              <w:t>{{ item.reply }}</w:t>
+            </w:r>
           </w:p>
         </w:tc>
       </w:tr>
       <w:tr>
-        <w:trPr>
-          <w:trHeight w:val="371"/>
-        </w:trPr>
-        <w:tc>
-          <w:tcPr>
-            <w:tcW w:w="4222" w:type="dxa"/>
-            <w:gridSpan w:val="3"/>
-          </w:tcPr>
-          <w:p>
-            <w:pPr>
-              <w:pStyle w:val="ListParagraph"/>
-              <w:spacing w:after="0"/>
-              <w:ind w:left="0"/>
-              <w:jc w:val="center"/>
-              <w:rPr>
-                <w:rFonts w:ascii="Verdana" w:hAnsi="Verdana" w:cs="Arial"/>
-                <w:b/>
-                <w:bCs/>
-              </w:rPr>
-            </w:pPr>
-            <w:r>
-              <w:rPr>
-                <w:rFonts w:ascii="Verdana" w:hAnsi="Verdana" w:cs="Arial"/>
-                <w:b/>
-                <w:bCs/>
-              </w:rPr>
-              <w:t>TOTAL</w:t>
-            </w:r>
-          </w:p>
-        </w:tc>
-        <w:tc>
-          <w:tcPr>
-            <w:tcW w:w="1921" w:type="dxa"/>
-          </w:tcPr>
-          <w:p>
-            <w:pPr>
-              <w:pStyle w:val="ListParagraph"/>
-              <w:spacing w:after="0"/>
-              <w:ind w:left="0"/>
-              <w:jc w:val="center"/>
-              <w:rPr>
-                <w:rFonts w:ascii="Verdana" w:hAnsi="Verdana" w:cs="Arial"/>
-                <w:b/>
-                <w:bCs/>
-              </w:rPr>
-            </w:pPr>
-            <w:r>
-              <w:rPr>
-                <w:rFonts w:ascii="Verdana" w:hAnsi="Verdana" w:cs="Arial"/>
-                <w:b/>
-                <w:bCs/>
-              </w:rPr>
-              <w:t>385</w:t>
-            </w:r>
-            <w:r>
-              <w:rPr>
-                <w:rFonts w:ascii="Verdana" w:hAnsi="Verdana" w:cs="Arial"/>
-                <w:b/>
-                <w:bCs/>
-              </w:rPr>
-              <w:t>.</w:t>
-            </w:r>
-            <w:r>
-              <w:rPr>
-                <w:rFonts w:ascii="Verdana" w:hAnsi="Verdana" w:cs="Arial"/>
-                <w:b/>
-                <w:bCs/>
-              </w:rPr>
-              <w:t>3</w:t>
-            </w:r>
-            <w:r>
-              <w:rPr>
-                <w:rFonts w:ascii="Verdana" w:hAnsi="Verdana" w:cs="Arial"/>
-                <w:b/>
-                <w:bCs/>
-              </w:rPr>
-              <w:t>7</w:t>
-            </w:r>
-          </w:p>
-        </w:tc>
-        <w:tc>
-          <w:tcPr>
-            <w:tcW w:w="1921" w:type="dxa"/>
-          </w:tcPr>
-          <w:p>
-            <w:pPr>
-              <w:pStyle w:val="ListParagraph"/>
-              <w:spacing w:after="0"/>
-              <w:ind w:left="0"/>
-              <w:jc w:val="center"/>
-              <w:rPr>
-                <w:rFonts w:ascii="Verdana" w:hAnsi="Verdana" w:cs="Arial"/>
-                <w:b/>
-                <w:bCs/>
-              </w:rPr>
-            </w:pPr>
-            <w:r>
-              <w:rPr>
-                <w:rFonts w:ascii="Verdana" w:hAnsi="Verdana" w:cs="Arial"/>
-                <w:b/>
-                <w:bCs/>
-              </w:rPr>
-              <w:t>22</w:t>
-            </w:r>
-            <w:r>
-              <w:rPr>
-                <w:rFonts w:ascii="Verdana" w:hAnsi="Verdana" w:cs="Arial"/>
-                <w:b/>
-                <w:bCs/>
-              </w:rPr>
-              <w:t>.</w:t>
-            </w:r>
-            <w:r>
-              <w:rPr>
-                <w:rFonts w:ascii="Verdana" w:hAnsi="Verdana" w:cs="Arial"/>
-                <w:b/>
-                <w:bCs/>
-              </w:rPr>
-              <w:t>57</w:t>
-            </w:r>
-          </w:p>
-        </w:tc>
-        <w:tc>
-          <w:tcPr>
-            <w:tcW w:w="1921" w:type="dxa"/>
-          </w:tcPr>
-          <w:p>
-            <w:pPr>
-              <w:pStyle w:val="ListParagraph"/>
-              <w:spacing w:after="0"/>
-              <w:ind w:left="0"/>
-              <w:jc w:val="center"/>
-              <w:rPr>
-                <w:rFonts w:ascii="Verdana" w:hAnsi="Verdana" w:cs="Arial"/>
-              </w:rPr>
-            </w:pPr>
-          </w:p>
+        <w:tc>
+          <w:tcPr>
+            <w:tcW w:type="dxa" w:w="929"/>
+          </w:tcPr>
+          <w:p>
+            <w:r>
+              <w:t>{% tr endfor %}</w:t>
+            </w:r>
+          </w:p>
+        </w:tc>
+        <w:tc>
+          <w:tcPr>
+            <w:tcW w:type="dxa" w:w="1920"/>
+          </w:tcPr>
+          <w:p/>
+        </w:tc>
+        <w:tc>
+          <w:tcPr>
+            <w:tcW w:type="dxa" w:w="1373"/>
+          </w:tcPr>
+          <w:p/>
+        </w:tc>
+        <w:tc>
+          <w:tcPr>
+            <w:tcW w:type="dxa" w:w="1921"/>
+          </w:tcPr>
+          <w:p/>
+        </w:tc>
+        <w:tc>
+          <w:tcPr>
+            <w:tcW w:type="dxa" w:w="1921"/>
+          </w:tcPr>
+          <w:p/>
+        </w:tc>
+        <w:tc>
+          <w:tcPr>
+            <w:tcW w:type="dxa" w:w="1921"/>
+          </w:tcPr>
+          <w:p/>
         </w:tc>
       </w:tr>
     </w:tbl>
